--- a/Project- modify.docx
+++ b/Project- modify.docx
@@ -265,28 +265,6 @@
                 <w:szCs w:val="24"/>
               </w:rPr>
             </w:pPr>
-            <w:r>
-              <w:rPr>
-                <w:sz w:val="24"/>
-                <w:szCs w:val="24"/>
-              </w:rPr>
-              <w:t>- be able to filter the content based on your music taste (maybe your friend posts a lot of black-metal and you don’t want to see that, but his taste in Pop)</w:t>
-            </w:r>
-          </w:p>
-          <w:p>
-            <w:pPr>
-              <w:rPr>
-                <w:sz w:val="24"/>
-                <w:szCs w:val="24"/>
-              </w:rPr>
-            </w:pPr>
-            <w:r>
-              <w:rPr>
-                <w:sz w:val="24"/>
-                <w:szCs w:val="24"/>
-              </w:rPr>
-              <w:t>Block max. 3 genres (we want high traffic)</w:t>
-            </w:r>
           </w:p>
         </w:tc>
         <w:tc>
@@ -300,28 +278,6 @@
                 <w:szCs w:val="24"/>
               </w:rPr>
             </w:pPr>
-            <w:r>
-              <w:rPr>
-                <w:sz w:val="24"/>
-                <w:szCs w:val="24"/>
-              </w:rPr>
-              <w:t>Low +</w:t>
-            </w:r>
-          </w:p>
-          <w:p>
-            <w:pPr>
-              <w:rPr>
-                <w:sz w:val="24"/>
-                <w:szCs w:val="24"/>
-              </w:rPr>
-            </w:pPr>
-            <w:r>
-              <w:rPr>
-                <w:sz w:val="24"/>
-                <w:szCs w:val="24"/>
-              </w:rPr>
-              <w:t>High</w:t>
-            </w:r>
           </w:p>
         </w:tc>
         <w:tc>
@@ -1214,7 +1170,7 @@
                 <w:sz w:val="24"/>
                 <w:szCs w:val="24"/>
               </w:rPr>
-              <w:t xml:space="preserve"> with </w:t>
+              <w:t xml:space="preserve"> with shared content by user </w:t>
             </w:r>
             <w:r>
               <w:rPr>
@@ -1222,7 +1178,7 @@
                 <w:szCs w:val="24"/>
               </w:rPr>
               <w:lastRenderedPageBreak/>
-              <w:t>shared content by user and with user + number of fans and DJs followed</w:t>
+              <w:t>and with user + number of fans and DJs followed</w:t>
             </w:r>
           </w:p>
           <w:p>
@@ -1597,6 +1553,7 @@
                 <w:sz w:val="24"/>
                 <w:szCs w:val="24"/>
               </w:rPr>
+              <w:lastRenderedPageBreak/>
               <w:t>Shared with user</w:t>
             </w:r>
           </w:p>
@@ -1632,6 +1589,7 @@
                 <w:sz w:val="24"/>
                 <w:szCs w:val="24"/>
               </w:rPr>
+              <w:lastRenderedPageBreak/>
               <w:t xml:space="preserve">  As pictures with the song title </w:t>
             </w:r>
           </w:p>
@@ -1667,6 +1625,7 @@
                 <w:sz w:val="24"/>
                 <w:szCs w:val="24"/>
               </w:rPr>
+              <w:lastRenderedPageBreak/>
               <w:t>Medium</w:t>
             </w:r>
           </w:p>
@@ -2993,6 +2952,7 @@
           <w:sz w:val="24"/>
           <w:szCs w:val="24"/>
         </w:rPr>
+        <w:lastRenderedPageBreak/>
         <w:t xml:space="preserve">Business </w:t>
       </w:r>
     </w:p>
